--- a/india_monitor_data/rag/documents/Strike_Intelligence/Maritime___Ocean_Port_Playbook.docx
+++ b/india_monitor_data/rag/documents/Strike_Intelligence/Maritime___Ocean_Port_Playbook.docx
@@ -13,7 +13,7 @@
     </w:p>
     <w:p>
       <w:r>
-        <w:t>Report Generated: 2026-09-08 14:22:28</w:t>
+        <w:t>Report Generated: 2026-09-09 16:49:43</w:t>
       </w:r>
     </w:p>
     <w:p>
@@ -23,7 +23,7 @@
     </w:p>
     <w:p>
       <w:r>
-        <w:t>Total Disruption Incidents Monitored: 67</w:t>
+        <w:t>Total Disruption Incidents Monitored: 88</w:t>
       </w:r>
     </w:p>
     <w:p>
@@ -52,11 +52,11 @@
         <w:rPr>
           <w:b/>
         </w:rPr>
-        <w:t>Incident #1: JNPA says port operations normal amid trailer, driver shortage - Indian Transport &amp; Logistics</w:t>
+        <w:t>Incident #1: Adm. Rabiee: "SCA maritime salvage tugboats successfully refloat the bulk carrier XIN TAIN YUAN after its grounding due to a technical failure." - suezcanal.gov.eg</w:t>
         <w:br/>
       </w:r>
       <w:r>
-        <w:t>• Location / Hub: India (India) | Severity: LOW</w:t>
+        <w:t>• Location / Hub: Global (Global) | Severity: LOW</w:t>
         <w:br/>
       </w:r>
       <w:r>
@@ -69,7 +69,7 @@
         <w:rPr>
           <w:b/>
         </w:rPr>
-        <w:t>Incident #2: Trade all at sea: Freight rattled by delays, ship shortages and port congestion as West Asia conflict flares up again - The Economic Times</w:t>
+        <w:t>Incident #2: Port strike freezes shipping on East Coast, threatening shortages - washingtonpost.com</w:t>
         <w:br/>
       </w:r>
       <w:r>
@@ -86,11 +86,11 @@
         <w:rPr>
           <w:b/>
         </w:rPr>
-        <w:t>Incident #3: Maritime cyber incidents jump 103%, as CYTUR warns smart ships under fire; urges secure by design overhaul - industrialcyber.co</w:t>
+        <w:t>Incident #3: JN Port container movement hit by driver shortage | Mumbai news - hindustantimes.com</w:t>
         <w:br/>
       </w:r>
       <w:r>
-        <w:t>• Location / Hub: Global (Global) | Severity: MEDIUM</w:t>
+        <w:t>• Location / Hub: Mumbai (India) | Severity: LOW</w:t>
         <w:br/>
       </w:r>
       <w:r>
@@ -103,7 +103,7 @@
         <w:rPr>
           <w:b/>
         </w:rPr>
-        <w:t>Incident #4: WEF urges intelligence sharing as port cyber threats outpace siloed defences - industrialcyber.co</w:t>
+        <w:t>Incident #4: JNPA says port operations normal amid trailer, driver shortage - itln.in</w:t>
         <w:br/>
       </w:r>
       <w:r>
@@ -120,7 +120,7 @@
         <w:rPr>
           <w:b/>
         </w:rPr>
-        <w:t>Incident #5: €16.7 million for a modernised rail link to Setúbal port - railfreight.com</w:t>
+        <w:t>Incident #5: Maritime cyber incidents jumped 103% in 2025 - safety4sea.com</w:t>
         <w:br/>
       </w:r>
       <w:r>
@@ -137,11 +137,11 @@
         <w:rPr>
           <w:b/>
         </w:rPr>
-        <w:t>Incident #6: News Now US intermodal rail yards clog up as port congestion and delays continue - theloadstar.com</w:t>
+        <w:t>Incident #6: Unmanned cargo ship destroyed off Yemen - Seatrade Maritime News</w:t>
         <w:br/>
       </w:r>
       <w:r>
-        <w:t>• Location / Hub: United States (United States) | Severity: MEDIUM</w:t>
+        <w:t>• Location / Hub: Global (Global) | Severity: LOW</w:t>
         <w:br/>
       </w:r>
       <w:r>
@@ -154,7 +154,7 @@
         <w:rPr>
           <w:b/>
         </w:rPr>
-        <w:t>Incident #7: Port of Los Angeles freight rail delays reach two-year high, with holiday and everyday items piling up - CNBC</w:t>
+        <w:t>Incident #7: Port of Los Angeles freight rail delays reach two-year high, with holiday and everyday items piling up - cnbc.com</w:t>
         <w:br/>
       </w:r>
       <w:r>
@@ -171,11 +171,11 @@
         <w:rPr>
           <w:b/>
         </w:rPr>
-        <w:t>Incident #8: USCG highlights systemic port vulnerabilities following Dali bridge strike - Seatrade Maritime News</w:t>
+        <w:t>Incident #8: Port operational updates from around the world (2 - 8 Sep 2026) - Kuehne+Nagel</w:t>
         <w:br/>
       </w:r>
       <w:r>
-        <w:t>• Location / Hub: Global (Global) | Severity: MEDIUM</w:t>
+        <w:t>• Location / Hub: Global (Global) | Severity: LOW</w:t>
         <w:br/>
       </w:r>
       <w:r>
